--- a/arb/docx/006.content.docx
+++ b/arb/docx/006.content.docx
@@ -163,28 +163,6 @@
           <w:lang w:val="ar_AE" w:bidi="ar_AE"/>
         </w:rPr>
         <w:t>ح</w:t>
-      </w:r>
-      <w:r>
-        <w:rPr>
-          <w:lang w:val="ar_AE" w:bidi="ar_AE"/>
-        </w:rPr>
-      </w:r>
-    </w:p>
-    <w:p>
-      <w:pPr>
-        <w:bidi/>
-      </w:pPr>
-      <w:r>
-        <w:rPr>
-          <w:lang w:val="ar_AE" w:bidi="ar_AE"/>
-        </w:rPr>
-      </w:r>
-      <w:r>
-        <w:rPr>
-          <w:i/>
-          <w:lang w:val="ar_AE" w:bidi="ar_AE"/>
-        </w:rPr>
-        <w:t>الحجر الذي رفضه البناؤون, الحكمة, الحياة القديمة والحياة الجديدة, الحياة بعد الموت, الحيّة النحاسية, حدود الناموس, حرب مُقدَّسة, حزن ٱلله على الردة, حضور الروح القدس, حضور الرّوح القدس, حضور ٱلله في المزامير, حكم ٱلله وسلطانه على جميع الأمم, حكمة سليمان, حلول الروح القدس</w:t>
       </w:r>
       <w:r>
         <w:rPr>

--- a/arb/docx/006.content.docx
+++ b/arb/docx/006.content.docx
@@ -22,7 +22,7 @@
         <w:rPr>
           <w:lang w:val="ar_AE" w:bidi="ar_AE"/>
         </w:rPr>
-        <w:t>Resource: Study Notes - Themes (Tyndale)</w:t>
+        <w:t>Resource: Tyndale Open Study Notes</w:t>
       </w:r>
       <w:r>
         <w:rPr>
@@ -122,7 +122,7 @@
         <w:rPr>
           <w:lang w:val="ar_AE" w:bidi="ar_AE"/>
         </w:rPr>
-        <w:t>Study Notes - Themes (Tyndale)</w:t>
+        <w:t>Tyndale Open Study Notes</w:t>
       </w:r>
     </w:p>
     <w:p>

--- a/arb/docx/006.content.docx
+++ b/arb/docx/006.content.docx
@@ -22,7 +22,7 @@
         <w:rPr>
           <w:lang w:val="ar_AE" w:bidi="ar_AE"/>
         </w:rPr>
-        <w:t>Resource: Tyndale Open Study Notes</w:t>
+        <w:t>Resource: Aquifer Open Study Notes (Themes)</w:t>
       </w:r>
       <w:r>
         <w:rPr>
@@ -122,7 +122,7 @@
         <w:rPr>
           <w:lang w:val="ar_AE" w:bidi="ar_AE"/>
         </w:rPr>
-        <w:t>Tyndale Open Study Notes</w:t>
+        <w:t>Aquifer Open Study Notes (Themes)</w:t>
       </w:r>
     </w:p>
     <w:p>
